--- a/Write up/Thesis_Chapters_v1/Chapter_4_Disaggregation.docx
+++ b/Write up/Thesis_Chapters_v1/Chapter_4_Disaggregation.docx
@@ -58,6 +58,15 @@
           <w:i w:val="0"/>
         </w:rPr>
         <w:t>France was chosen as the first country to disaggregate from the aggregate zone: it is the single largest economy within it (407,334 GWh real 2023 demand, 146,461 MW real capacity, Eurostat) and the only country for which every required input was already independently sourced from earlier project work, save for one new figure (France's real pumped-hydro capacity, approximately 5.8 GW, RTE). A genuine three-zone build (Germany, France, and the remaining nine-country ROE aggregate) was constructed, with France's real generation fleet, dominated by 61,400 MW of nuclear capacity, given its own dedicated market and its own dedicated real transmission link to Germany (3,015/3,679 MW, derived using the same real-flow methodology as every other border in this project). One documented simplification was accepted at this stage: France trades only with Germany, not directly with the remaining nine ROE countries, a star topology revisited in Section 4.4.</w:t>
+      </w:r>
+    </w:p>
+    <w:p>
+      <w:r>
+        <w:rPr>
+          <w:i/>
+          <w:sz w:val="20"/>
+        </w:rPr>
+        <w:t>Table 4.1: Headline result vs. the France disaggregation pilot.</w:t>
       </w:r>
     </w:p>
     <w:tbl>
@@ -418,6 +427,15 @@
       </w:r>
     </w:p>
     <w:p/>
+    <w:p>
+      <w:r>
+        <w:rPr>
+          <w:i/>
+          <w:sz w:val="20"/>
+        </w:rPr>
+        <w:t>Table 4.2: Aggregate baseline vs. France-only and full ten-zone star-topology disaggregation.</w:t>
+      </w:r>
+    </w:p>
     <w:tbl>
       <w:tblPr>
         <w:tblStyle w:val="LightGrid-Accent1"/>
@@ -804,6 +822,15 @@
         <w:t>Every exit point in this algorithm was instrumented with a labelled diagnostic log line, the resulting build was run on the project's own worst-performing out-of-sample year (2029), and the log was filtered for the exact timestamps of all 76 real shortage hours already known from that year's existing results.</w:t>
       </w:r>
     </w:p>
+    <w:p>
+      <w:r>
+        <w:rPr>
+          <w:i/>
+          <w:sz w:val="20"/>
+        </w:rPr>
+        <w:t>Table 4.3: Source-instrumented breakdown of why the coupling algorithm stopped shifting demand, all 76 real 2029 shortage hours.</w:t>
+      </w:r>
+    </w:p>
     <w:tbl>
       <w:tblPr>
         <w:tblStyle w:val="LightGrid-Accent1"/>
@@ -1078,6 +1105,15 @@
           <w:i w:val="0"/>
         </w:rPr>
         <w:t>These 24 real connections were added to the Section 4.3 ten-zone build, with every other input, including all of that build's original Germany-to-country transmission values, demand, capacity, renewable, and storage figures, left completely unchanged, so that topology is the only variable isolated by this comparison.</w:t>
+      </w:r>
+    </w:p>
+    <w:p>
+      <w:r>
+        <w:rPr>
+          <w:i/>
+          <w:sz w:val="20"/>
+        </w:rPr>
+        <w:t>Table 4.4: Aggregate, star, and mesh topology compared, isolating topology as the only variable.</w:t>
       </w:r>
     </w:p>
     <w:tbl>
